--- a/templates/template_contrato.docx
+++ b/templates/template_contrato.docx
@@ -167,7 +167,7 @@
           <w:sz w:val="22"/>
           <w:szCs w:val="22"/>
         </w:rPr>
-        <w:t>GABRIEL NINOMIYA CORREA</w:t>
+        <w:t>NOME CLIENTE</w:t>
       </w:r>
       <w:r>
         <w:rPr>
@@ -253,7 +253,7 @@
           <w:szCs w:val="22"/>
           <w:bdr w:val="none" w:sz="0" w:space="0" w:color="auto" w:frame="1"/>
         </w:rPr>
-        <w:t>ajudante geral/entregador</w:t>
+        <w:t>profissão</w:t>
       </w:r>
       <w:r>
         <w:rPr>
@@ -271,7 +271,137 @@
           <w:szCs w:val="22"/>
           <w:bdr w:val="none" w:sz="0" w:space="0" w:color="auto" w:frame="1"/>
         </w:rPr>
-        <w:t> inscrito(a) no CPF sob o nº</w:t>
+        <w:t> </w:t>
+      </w:r>
+      <w:r>
+        <w:rPr>
+          <w:rFonts w:ascii="Arial Nova Cond" w:hAnsi="Arial Nova Cond" w:cs="Arial"/>
+          <w:sz w:val="22"/>
+          <w:szCs w:val="22"/>
+        </w:rPr>
+        <w:t>portador(a)</w:t>
+      </w:r>
+      <w:r>
+        <w:rPr>
+          <w:rFonts w:ascii="Arial Nova Cond" w:hAnsi="Arial Nova Cond" w:cs="Arial"/>
+          <w:spacing w:val="1"/>
+          <w:sz w:val="22"/>
+          <w:szCs w:val="22"/>
+        </w:rPr>
+        <w:t xml:space="preserve"> </w:t>
+      </w:r>
+      <w:r>
+        <w:rPr>
+          <w:rFonts w:ascii="Arial Nova Cond" w:hAnsi="Arial Nova Cond" w:cs="Arial"/>
+          <w:sz w:val="22"/>
+          <w:szCs w:val="22"/>
+        </w:rPr>
+        <w:t>do</w:t>
+      </w:r>
+      <w:r>
+        <w:rPr>
+          <w:rFonts w:ascii="Arial Nova Cond" w:hAnsi="Arial Nova Cond" w:cs="Arial"/>
+          <w:spacing w:val="1"/>
+          <w:sz w:val="22"/>
+          <w:szCs w:val="22"/>
+        </w:rPr>
+        <w:t xml:space="preserve"> </w:t>
+      </w:r>
+      <w:r>
+        <w:rPr>
+          <w:rFonts w:ascii="Arial Nova Cond" w:hAnsi="Arial Nova Cond" w:cs="Arial"/>
+          <w:sz w:val="22"/>
+          <w:szCs w:val="22"/>
+        </w:rPr>
+        <w:t>RG</w:t>
+      </w:r>
+      <w:r>
+        <w:rPr>
+          <w:rFonts w:ascii="Arial Nova Cond" w:hAnsi="Arial Nova Cond" w:cs="Arial"/>
+          <w:spacing w:val="1"/>
+          <w:sz w:val="22"/>
+          <w:szCs w:val="22"/>
+        </w:rPr>
+        <w:t xml:space="preserve"> </w:t>
+      </w:r>
+      <w:r>
+        <w:rPr>
+          <w:rFonts w:ascii="Arial Nova Cond" w:hAnsi="Arial Nova Cond" w:cs="Arial"/>
+          <w:sz w:val="22"/>
+          <w:szCs w:val="22"/>
+        </w:rPr>
+        <w:t xml:space="preserve">nº </w:t>
+      </w:r>
+      <w:r>
+        <w:rPr>
+          <w:rFonts w:ascii="Arial Nova Cond" w:hAnsi="Arial Nova Cond" w:cs="Arial"/>
+          <w:color w:val="FF0000"/>
+          <w:sz w:val="22"/>
+          <w:szCs w:val="22"/>
+        </w:rPr>
+        <w:t>0000</w:t>
+      </w:r>
+      <w:r>
+        <w:rPr>
+          <w:rFonts w:ascii="Arial Nova Cond" w:hAnsi="Arial Nova Cond" w:cs="Arial"/>
+          <w:sz w:val="22"/>
+          <w:szCs w:val="22"/>
+        </w:rPr>
+        <w:t>,</w:t>
+      </w:r>
+      <w:r>
+        <w:rPr>
+          <w:rFonts w:ascii="Arial Nova Cond" w:hAnsi="Arial Nova Cond" w:cs="Arial"/>
+          <w:spacing w:val="1"/>
+          <w:sz w:val="22"/>
+          <w:szCs w:val="22"/>
+        </w:rPr>
+        <w:t xml:space="preserve"> </w:t>
+      </w:r>
+      <w:r>
+        <w:rPr>
+          <w:rFonts w:ascii="Arial Nova Cond" w:hAnsi="Arial Nova Cond" w:cs="Arial"/>
+          <w:sz w:val="22"/>
+          <w:szCs w:val="22"/>
+        </w:rPr>
+        <w:t>expedido pela</w:t>
+      </w:r>
+      <w:r>
+        <w:rPr>
+          <w:rFonts w:ascii="Arial Nova Cond" w:hAnsi="Arial Nova Cond" w:cs="Arial"/>
+          <w:spacing w:val="1"/>
+          <w:sz w:val="22"/>
+          <w:szCs w:val="22"/>
+        </w:rPr>
+        <w:t xml:space="preserve"> </w:t>
+      </w:r>
+      <w:r>
+        <w:rPr>
+          <w:rFonts w:ascii="Arial Nova Cond" w:hAnsi="Arial Nova Cond" w:cs="Arial"/>
+          <w:color w:val="FF0000"/>
+          <w:sz w:val="22"/>
+          <w:szCs w:val="22"/>
+        </w:rPr>
+        <w:t>SSP/SP</w:t>
+      </w:r>
+      <w:r>
+        <w:rPr>
+          <w:rFonts w:ascii="Arial Nova Cond" w:hAnsi="Arial Nova Cond" w:cs="Arial"/>
+          <w:color w:val="FF0000"/>
+          <w:sz w:val="22"/>
+          <w:szCs w:val="22"/>
+          <w:bdr w:val="none" w:sz="0" w:space="0" w:color="auto" w:frame="1"/>
+        </w:rPr>
+        <w:t xml:space="preserve"> </w:t>
+      </w:r>
+      <w:r>
+        <w:rPr>
+          <w:rFonts w:ascii="Arial Nova Cond" w:hAnsi="Arial Nova Cond" w:cs="Arial"/>
+          <w:sz w:val="22"/>
+          <w:szCs w:val="22"/>
+          <w:bdr w:val="none" w:sz="0" w:space="0" w:color="auto" w:frame="1"/>
+        </w:rPr>
+        <w:t>inscrito(a) no CPF sob o nº</w:t>
       </w:r>
       <w:r>
         <w:rPr>
@@ -2076,1102 +2206,6 @@
         </w:rPr>
         <w:t>.</w:t>
       </w:r>
-    </w:p>
-    <w:p>
-      <w:pPr>
-        <w:tabs>
-          <w:tab w:val="left" w:pos="0"/>
-          <w:tab w:val="left" w:pos="284"/>
-        </w:tabs>
-        <w:spacing w:line="276" w:lineRule="auto"/>
-        <w:jc w:val="both"/>
-        <w:rPr>
-          <w:rFonts w:ascii="Arial Nova Cond" w:hAnsi="Arial Nova Cond" w:cs="Arial"/>
-          <w:b/>
-          <w:sz w:val="22"/>
-          <w:szCs w:val="22"/>
-        </w:rPr>
-      </w:pPr>
-    </w:p>
-    <w:p>
-      <w:pPr>
-        <w:tabs>
-          <w:tab w:val="left" w:pos="0"/>
-          <w:tab w:val="left" w:pos="284"/>
-        </w:tabs>
-        <w:spacing w:line="276" w:lineRule="auto"/>
-        <w:jc w:val="both"/>
-        <w:rPr>
-          <w:rFonts w:ascii="Arial Nova Cond" w:hAnsi="Arial Nova Cond" w:cs="Arial"/>
-          <w:b/>
-          <w:sz w:val="22"/>
-          <w:szCs w:val="22"/>
-        </w:rPr>
-      </w:pPr>
-    </w:p>
-    <w:tbl>
-      <w:tblPr>
-        <w:tblStyle w:val="Tabelacomgrade"/>
-        <w:tblW w:w="0" w:type="auto"/>
-        <w:tblInd w:w="704" w:type="dxa"/>
-        <w:tblLook w:val="04A0" w:firstRow="1" w:lastRow="0" w:firstColumn="1" w:lastColumn="0" w:noHBand="0" w:noVBand="1"/>
-      </w:tblPr>
-      <w:tblGrid>
-        <w:gridCol w:w="1276"/>
-        <w:gridCol w:w="1417"/>
-        <w:gridCol w:w="1220"/>
-        <w:gridCol w:w="426"/>
-        <w:gridCol w:w="1417"/>
-        <w:gridCol w:w="1418"/>
-        <w:gridCol w:w="1290"/>
-      </w:tblGrid>
-      <w:tr>
-        <w:trPr>
-          <w:trHeight w:val="356"/>
-        </w:trPr>
-        <w:tc>
-          <w:tcPr>
-            <w:tcW w:w="1276" w:type="dxa"/>
-          </w:tcPr>
-          <w:p>
-            <w:pPr>
-              <w:tabs>
-                <w:tab w:val="left" w:pos="0"/>
-                <w:tab w:val="left" w:pos="284"/>
-              </w:tabs>
-              <w:spacing w:line="276" w:lineRule="auto"/>
-              <w:jc w:val="both"/>
-              <w:rPr>
-                <w:rFonts w:ascii="Arial Nova Cond" w:hAnsi="Arial Nova Cond" w:cs="Arial"/>
-                <w:b/>
-                <w:color w:val="FF0000"/>
-                <w:sz w:val="22"/>
-                <w:szCs w:val="22"/>
-              </w:rPr>
-            </w:pPr>
-            <w:r>
-              <w:rPr>
-                <w:rFonts w:ascii="Arial Nova Cond" w:hAnsi="Arial Nova Cond" w:cs="Arial"/>
-                <w:b/>
-                <w:color w:val="FF0000"/>
-                <w:sz w:val="22"/>
-                <w:szCs w:val="22"/>
-              </w:rPr>
-              <w:t xml:space="preserve">Entrada: </w:t>
-            </w:r>
-          </w:p>
-        </w:tc>
-        <w:tc>
-          <w:tcPr>
-            <w:tcW w:w="1417" w:type="dxa"/>
-          </w:tcPr>
-          <w:p>
-            <w:pPr>
-              <w:tabs>
-                <w:tab w:val="left" w:pos="0"/>
-                <w:tab w:val="left" w:pos="284"/>
-              </w:tabs>
-              <w:spacing w:line="276" w:lineRule="auto"/>
-              <w:jc w:val="both"/>
-              <w:rPr>
-                <w:rFonts w:ascii="Arial Nova Cond" w:hAnsi="Arial Nova Cond" w:cs="Arial"/>
-                <w:b/>
-                <w:color w:val="FF0000"/>
-                <w:sz w:val="22"/>
-                <w:szCs w:val="22"/>
-              </w:rPr>
-            </w:pPr>
-            <w:r>
-              <w:rPr>
-                <w:rFonts w:ascii="Arial Nova Cond" w:hAnsi="Arial Nova Cond" w:cs="Arial"/>
-                <w:b/>
-                <w:color w:val="FF0000"/>
-                <w:sz w:val="22"/>
-                <w:szCs w:val="22"/>
-              </w:rPr>
-              <w:t>R$ 5.000,00</w:t>
-            </w:r>
-          </w:p>
-        </w:tc>
-        <w:tc>
-          <w:tcPr>
-            <w:tcW w:w="1220" w:type="dxa"/>
-          </w:tcPr>
-          <w:p>
-            <w:pPr>
-              <w:tabs>
-                <w:tab w:val="left" w:pos="0"/>
-                <w:tab w:val="left" w:pos="284"/>
-              </w:tabs>
-              <w:spacing w:line="276" w:lineRule="auto"/>
-              <w:jc w:val="both"/>
-              <w:rPr>
-                <w:rFonts w:ascii="Arial Nova Cond" w:hAnsi="Arial Nova Cond" w:cs="Arial"/>
-                <w:b/>
-                <w:color w:val="FF0000"/>
-                <w:sz w:val="22"/>
-                <w:szCs w:val="22"/>
-              </w:rPr>
-            </w:pPr>
-            <w:r>
-              <w:rPr>
-                <w:rFonts w:ascii="Arial Nova Cond" w:hAnsi="Arial Nova Cond" w:cs="Arial"/>
-                <w:b/>
-                <w:color w:val="FF0000"/>
-                <w:sz w:val="22"/>
-                <w:szCs w:val="22"/>
-              </w:rPr>
-              <w:t>07/04/2026</w:t>
-            </w:r>
-          </w:p>
-        </w:tc>
-        <w:tc>
-          <w:tcPr>
-            <w:tcW w:w="426" w:type="dxa"/>
-          </w:tcPr>
-          <w:p>
-            <w:pPr>
-              <w:tabs>
-                <w:tab w:val="left" w:pos="0"/>
-                <w:tab w:val="left" w:pos="284"/>
-              </w:tabs>
-              <w:spacing w:line="276" w:lineRule="auto"/>
-              <w:jc w:val="both"/>
-              <w:rPr>
-                <w:rFonts w:ascii="Arial Nova Cond" w:hAnsi="Arial Nova Cond" w:cs="Arial"/>
-                <w:b/>
-                <w:color w:val="FF0000"/>
-                <w:sz w:val="22"/>
-                <w:szCs w:val="22"/>
-              </w:rPr>
-            </w:pPr>
-          </w:p>
-        </w:tc>
-        <w:tc>
-          <w:tcPr>
-            <w:tcW w:w="1417" w:type="dxa"/>
-          </w:tcPr>
-          <w:p>
-            <w:pPr>
-              <w:tabs>
-                <w:tab w:val="left" w:pos="0"/>
-                <w:tab w:val="left" w:pos="284"/>
-              </w:tabs>
-              <w:spacing w:line="276" w:lineRule="auto"/>
-              <w:jc w:val="both"/>
-              <w:rPr>
-                <w:rFonts w:ascii="Arial Nova Cond" w:hAnsi="Arial Nova Cond" w:cs="Arial"/>
-                <w:b/>
-                <w:color w:val="FF0000"/>
-                <w:sz w:val="22"/>
-                <w:szCs w:val="22"/>
-              </w:rPr>
-            </w:pPr>
-            <w:r>
-              <w:rPr>
-                <w:rFonts w:ascii="Arial Nova Cond" w:hAnsi="Arial Nova Cond" w:cs="Arial"/>
-                <w:b/>
-                <w:color w:val="FF0000"/>
-                <w:sz w:val="22"/>
-                <w:szCs w:val="22"/>
-              </w:rPr>
-              <w:t>5ª parcela:</w:t>
-            </w:r>
-          </w:p>
-        </w:tc>
-        <w:tc>
-          <w:tcPr>
-            <w:tcW w:w="1418" w:type="dxa"/>
-          </w:tcPr>
-          <w:p>
-            <w:pPr>
-              <w:tabs>
-                <w:tab w:val="left" w:pos="0"/>
-                <w:tab w:val="left" w:pos="284"/>
-              </w:tabs>
-              <w:spacing w:line="276" w:lineRule="auto"/>
-              <w:jc w:val="both"/>
-              <w:rPr>
-                <w:rFonts w:ascii="Arial Nova Cond" w:hAnsi="Arial Nova Cond" w:cs="Arial"/>
-                <w:b/>
-                <w:color w:val="FF0000"/>
-                <w:sz w:val="22"/>
-                <w:szCs w:val="22"/>
-              </w:rPr>
-            </w:pPr>
-            <w:r>
-              <w:rPr>
-                <w:rFonts w:ascii="Arial Nova Cond" w:hAnsi="Arial Nova Cond" w:cs="Arial"/>
-                <w:b/>
-                <w:color w:val="FF0000"/>
-                <w:sz w:val="22"/>
-                <w:szCs w:val="22"/>
-              </w:rPr>
-              <w:t>R$ 1.000,00</w:t>
-            </w:r>
-          </w:p>
-        </w:tc>
-        <w:tc>
-          <w:tcPr>
-            <w:tcW w:w="1290" w:type="dxa"/>
-          </w:tcPr>
-          <w:p>
-            <w:pPr>
-              <w:tabs>
-                <w:tab w:val="left" w:pos="0"/>
-                <w:tab w:val="left" w:pos="284"/>
-              </w:tabs>
-              <w:spacing w:line="276" w:lineRule="auto"/>
-              <w:jc w:val="both"/>
-              <w:rPr>
-                <w:rFonts w:ascii="Arial Nova Cond" w:hAnsi="Arial Nova Cond" w:cs="Arial"/>
-                <w:b/>
-                <w:color w:val="FF0000"/>
-                <w:sz w:val="22"/>
-                <w:szCs w:val="22"/>
-              </w:rPr>
-            </w:pPr>
-            <w:r>
-              <w:rPr>
-                <w:rFonts w:ascii="Arial Nova Cond" w:hAnsi="Arial Nova Cond" w:cs="Arial"/>
-                <w:b/>
-                <w:color w:val="FF0000"/>
-                <w:sz w:val="22"/>
-                <w:szCs w:val="22"/>
-              </w:rPr>
-              <w:t>07/09/2026</w:t>
-            </w:r>
-          </w:p>
-        </w:tc>
-      </w:tr>
-      <w:tr>
-        <w:trPr>
-          <w:trHeight w:val="377"/>
-        </w:trPr>
-        <w:tc>
-          <w:tcPr>
-            <w:tcW w:w="1276" w:type="dxa"/>
-          </w:tcPr>
-          <w:p>
-            <w:pPr>
-              <w:tabs>
-                <w:tab w:val="left" w:pos="0"/>
-                <w:tab w:val="left" w:pos="284"/>
-              </w:tabs>
-              <w:spacing w:line="276" w:lineRule="auto"/>
-              <w:jc w:val="both"/>
-              <w:rPr>
-                <w:rFonts w:ascii="Arial Nova Cond" w:hAnsi="Arial Nova Cond" w:cs="Arial"/>
-                <w:b/>
-                <w:color w:val="FF0000"/>
-                <w:sz w:val="22"/>
-                <w:szCs w:val="22"/>
-              </w:rPr>
-            </w:pPr>
-            <w:r>
-              <w:rPr>
-                <w:rFonts w:ascii="Arial Nova Cond" w:hAnsi="Arial Nova Cond" w:cs="Arial"/>
-                <w:b/>
-                <w:color w:val="FF0000"/>
-                <w:sz w:val="22"/>
-                <w:szCs w:val="22"/>
-              </w:rPr>
-              <w:t>1ª parcela:</w:t>
-            </w:r>
-          </w:p>
-        </w:tc>
-        <w:tc>
-          <w:tcPr>
-            <w:tcW w:w="1417" w:type="dxa"/>
-          </w:tcPr>
-          <w:p>
-            <w:pPr>
-              <w:tabs>
-                <w:tab w:val="left" w:pos="0"/>
-                <w:tab w:val="left" w:pos="284"/>
-              </w:tabs>
-              <w:spacing w:line="276" w:lineRule="auto"/>
-              <w:jc w:val="both"/>
-              <w:rPr>
-                <w:rFonts w:ascii="Arial Nova Cond" w:hAnsi="Arial Nova Cond" w:cs="Arial"/>
-                <w:b/>
-                <w:color w:val="FF0000"/>
-                <w:sz w:val="22"/>
-                <w:szCs w:val="22"/>
-              </w:rPr>
-            </w:pPr>
-            <w:r>
-              <w:rPr>
-                <w:rFonts w:ascii="Arial Nova Cond" w:hAnsi="Arial Nova Cond" w:cs="Arial"/>
-                <w:b/>
-                <w:color w:val="FF0000"/>
-                <w:sz w:val="22"/>
-                <w:szCs w:val="22"/>
-              </w:rPr>
-              <w:t>R$ 1.000,00</w:t>
-            </w:r>
-          </w:p>
-        </w:tc>
-        <w:tc>
-          <w:tcPr>
-            <w:tcW w:w="1220" w:type="dxa"/>
-          </w:tcPr>
-          <w:p>
-            <w:pPr>
-              <w:tabs>
-                <w:tab w:val="left" w:pos="0"/>
-                <w:tab w:val="left" w:pos="284"/>
-              </w:tabs>
-              <w:spacing w:line="276" w:lineRule="auto"/>
-              <w:jc w:val="both"/>
-              <w:rPr>
-                <w:rFonts w:ascii="Arial Nova Cond" w:hAnsi="Arial Nova Cond" w:cs="Arial"/>
-                <w:b/>
-                <w:color w:val="FF0000"/>
-                <w:sz w:val="22"/>
-                <w:szCs w:val="22"/>
-              </w:rPr>
-            </w:pPr>
-            <w:r>
-              <w:rPr>
-                <w:rFonts w:ascii="Arial Nova Cond" w:hAnsi="Arial Nova Cond" w:cs="Arial"/>
-                <w:b/>
-                <w:color w:val="FF0000"/>
-                <w:sz w:val="22"/>
-                <w:szCs w:val="22"/>
-              </w:rPr>
-              <w:t>07/05/2026</w:t>
-            </w:r>
-          </w:p>
-        </w:tc>
-        <w:tc>
-          <w:tcPr>
-            <w:tcW w:w="426" w:type="dxa"/>
-          </w:tcPr>
-          <w:p>
-            <w:pPr>
-              <w:tabs>
-                <w:tab w:val="left" w:pos="0"/>
-                <w:tab w:val="left" w:pos="284"/>
-              </w:tabs>
-              <w:spacing w:line="276" w:lineRule="auto"/>
-              <w:jc w:val="both"/>
-              <w:rPr>
-                <w:rFonts w:ascii="Arial Nova Cond" w:hAnsi="Arial Nova Cond" w:cs="Arial"/>
-                <w:b/>
-                <w:color w:val="FF0000"/>
-                <w:sz w:val="22"/>
-                <w:szCs w:val="22"/>
-              </w:rPr>
-            </w:pPr>
-          </w:p>
-        </w:tc>
-        <w:tc>
-          <w:tcPr>
-            <w:tcW w:w="1417" w:type="dxa"/>
-          </w:tcPr>
-          <w:p>
-            <w:pPr>
-              <w:tabs>
-                <w:tab w:val="left" w:pos="0"/>
-                <w:tab w:val="left" w:pos="284"/>
-              </w:tabs>
-              <w:spacing w:line="276" w:lineRule="auto"/>
-              <w:jc w:val="both"/>
-              <w:rPr>
-                <w:rFonts w:ascii="Arial Nova Cond" w:hAnsi="Arial Nova Cond" w:cs="Arial"/>
-                <w:b/>
-                <w:color w:val="FF0000"/>
-                <w:sz w:val="22"/>
-                <w:szCs w:val="22"/>
-              </w:rPr>
-            </w:pPr>
-          </w:p>
-        </w:tc>
-        <w:tc>
-          <w:tcPr>
-            <w:tcW w:w="1418" w:type="dxa"/>
-          </w:tcPr>
-          <w:p>
-            <w:pPr>
-              <w:tabs>
-                <w:tab w:val="left" w:pos="0"/>
-                <w:tab w:val="left" w:pos="284"/>
-              </w:tabs>
-              <w:spacing w:line="276" w:lineRule="auto"/>
-              <w:jc w:val="both"/>
-              <w:rPr>
-                <w:rFonts w:ascii="Arial Nova Cond" w:hAnsi="Arial Nova Cond" w:cs="Arial"/>
-                <w:b/>
-                <w:color w:val="FF0000"/>
-                <w:sz w:val="22"/>
-                <w:szCs w:val="22"/>
-              </w:rPr>
-            </w:pPr>
-          </w:p>
-        </w:tc>
-        <w:tc>
-          <w:tcPr>
-            <w:tcW w:w="1290" w:type="dxa"/>
-          </w:tcPr>
-          <w:p>
-            <w:pPr>
-              <w:tabs>
-                <w:tab w:val="left" w:pos="0"/>
-                <w:tab w:val="left" w:pos="284"/>
-              </w:tabs>
-              <w:spacing w:line="276" w:lineRule="auto"/>
-              <w:jc w:val="both"/>
-              <w:rPr>
-                <w:rFonts w:ascii="Arial Nova Cond" w:hAnsi="Arial Nova Cond" w:cs="Arial"/>
-                <w:b/>
-                <w:color w:val="FF0000"/>
-                <w:sz w:val="22"/>
-                <w:szCs w:val="22"/>
-              </w:rPr>
-            </w:pPr>
-          </w:p>
-        </w:tc>
-      </w:tr>
-      <w:tr>
-        <w:trPr>
-          <w:trHeight w:val="356"/>
-        </w:trPr>
-        <w:tc>
-          <w:tcPr>
-            <w:tcW w:w="1276" w:type="dxa"/>
-          </w:tcPr>
-          <w:p>
-            <w:pPr>
-              <w:tabs>
-                <w:tab w:val="left" w:pos="0"/>
-                <w:tab w:val="left" w:pos="284"/>
-              </w:tabs>
-              <w:spacing w:line="276" w:lineRule="auto"/>
-              <w:jc w:val="both"/>
-              <w:rPr>
-                <w:rFonts w:ascii="Arial Nova Cond" w:hAnsi="Arial Nova Cond" w:cs="Arial"/>
-                <w:b/>
-                <w:color w:val="FF0000"/>
-                <w:sz w:val="22"/>
-                <w:szCs w:val="22"/>
-              </w:rPr>
-            </w:pPr>
-            <w:r>
-              <w:rPr>
-                <w:rFonts w:ascii="Arial Nova Cond" w:hAnsi="Arial Nova Cond" w:cs="Arial"/>
-                <w:b/>
-                <w:color w:val="FF0000"/>
-                <w:sz w:val="22"/>
-                <w:szCs w:val="22"/>
-              </w:rPr>
-              <w:t>2ª parcela:</w:t>
-            </w:r>
-          </w:p>
-        </w:tc>
-        <w:tc>
-          <w:tcPr>
-            <w:tcW w:w="1417" w:type="dxa"/>
-          </w:tcPr>
-          <w:p>
-            <w:pPr>
-              <w:tabs>
-                <w:tab w:val="left" w:pos="0"/>
-                <w:tab w:val="left" w:pos="284"/>
-              </w:tabs>
-              <w:spacing w:line="276" w:lineRule="auto"/>
-              <w:jc w:val="both"/>
-              <w:rPr>
-                <w:rFonts w:ascii="Arial Nova Cond" w:hAnsi="Arial Nova Cond" w:cs="Arial"/>
-                <w:b/>
-                <w:color w:val="FF0000"/>
-                <w:sz w:val="22"/>
-                <w:szCs w:val="22"/>
-              </w:rPr>
-            </w:pPr>
-            <w:r>
-              <w:rPr>
-                <w:rFonts w:ascii="Arial Nova Cond" w:hAnsi="Arial Nova Cond" w:cs="Arial"/>
-                <w:b/>
-                <w:color w:val="FF0000"/>
-                <w:sz w:val="22"/>
-                <w:szCs w:val="22"/>
-              </w:rPr>
-              <w:t>R$ 1.000,00</w:t>
-            </w:r>
-          </w:p>
-        </w:tc>
-        <w:tc>
-          <w:tcPr>
-            <w:tcW w:w="1220" w:type="dxa"/>
-          </w:tcPr>
-          <w:p>
-            <w:pPr>
-              <w:tabs>
-                <w:tab w:val="left" w:pos="0"/>
-                <w:tab w:val="left" w:pos="284"/>
-              </w:tabs>
-              <w:spacing w:line="276" w:lineRule="auto"/>
-              <w:jc w:val="both"/>
-              <w:rPr>
-                <w:rFonts w:ascii="Arial Nova Cond" w:hAnsi="Arial Nova Cond" w:cs="Arial"/>
-                <w:b/>
-                <w:color w:val="FF0000"/>
-                <w:sz w:val="22"/>
-                <w:szCs w:val="22"/>
-              </w:rPr>
-            </w:pPr>
-            <w:r>
-              <w:rPr>
-                <w:rFonts w:ascii="Arial Nova Cond" w:hAnsi="Arial Nova Cond" w:cs="Arial"/>
-                <w:b/>
-                <w:color w:val="FF0000"/>
-                <w:sz w:val="22"/>
-                <w:szCs w:val="22"/>
-              </w:rPr>
-              <w:t>07/06/2026</w:t>
-            </w:r>
-          </w:p>
-        </w:tc>
-        <w:tc>
-          <w:tcPr>
-            <w:tcW w:w="426" w:type="dxa"/>
-          </w:tcPr>
-          <w:p>
-            <w:pPr>
-              <w:tabs>
-                <w:tab w:val="left" w:pos="0"/>
-                <w:tab w:val="left" w:pos="284"/>
-              </w:tabs>
-              <w:spacing w:line="276" w:lineRule="auto"/>
-              <w:jc w:val="both"/>
-              <w:rPr>
-                <w:rFonts w:ascii="Arial Nova Cond" w:hAnsi="Arial Nova Cond" w:cs="Arial"/>
-                <w:b/>
-                <w:color w:val="FF0000"/>
-                <w:sz w:val="22"/>
-                <w:szCs w:val="22"/>
-              </w:rPr>
-            </w:pPr>
-          </w:p>
-        </w:tc>
-        <w:tc>
-          <w:tcPr>
-            <w:tcW w:w="1417" w:type="dxa"/>
-          </w:tcPr>
-          <w:p>
-            <w:pPr>
-              <w:tabs>
-                <w:tab w:val="left" w:pos="0"/>
-                <w:tab w:val="left" w:pos="284"/>
-              </w:tabs>
-              <w:spacing w:line="276" w:lineRule="auto"/>
-              <w:jc w:val="both"/>
-              <w:rPr>
-                <w:rFonts w:ascii="Arial Nova Cond" w:hAnsi="Arial Nova Cond" w:cs="Arial"/>
-                <w:b/>
-                <w:color w:val="FF0000"/>
-                <w:sz w:val="22"/>
-                <w:szCs w:val="22"/>
-              </w:rPr>
-            </w:pPr>
-          </w:p>
-        </w:tc>
-        <w:tc>
-          <w:tcPr>
-            <w:tcW w:w="1418" w:type="dxa"/>
-          </w:tcPr>
-          <w:p>
-            <w:pPr>
-              <w:tabs>
-                <w:tab w:val="left" w:pos="0"/>
-                <w:tab w:val="left" w:pos="284"/>
-              </w:tabs>
-              <w:spacing w:line="276" w:lineRule="auto"/>
-              <w:jc w:val="both"/>
-              <w:rPr>
-                <w:rFonts w:ascii="Arial Nova Cond" w:hAnsi="Arial Nova Cond" w:cs="Arial"/>
-                <w:b/>
-                <w:color w:val="FF0000"/>
-                <w:sz w:val="22"/>
-                <w:szCs w:val="22"/>
-              </w:rPr>
-            </w:pPr>
-          </w:p>
-        </w:tc>
-        <w:tc>
-          <w:tcPr>
-            <w:tcW w:w="1290" w:type="dxa"/>
-          </w:tcPr>
-          <w:p>
-            <w:pPr>
-              <w:tabs>
-                <w:tab w:val="left" w:pos="0"/>
-                <w:tab w:val="left" w:pos="284"/>
-              </w:tabs>
-              <w:spacing w:line="276" w:lineRule="auto"/>
-              <w:jc w:val="both"/>
-              <w:rPr>
-                <w:rFonts w:ascii="Arial Nova Cond" w:hAnsi="Arial Nova Cond" w:cs="Arial"/>
-                <w:b/>
-                <w:color w:val="FF0000"/>
-                <w:sz w:val="22"/>
-                <w:szCs w:val="22"/>
-              </w:rPr>
-            </w:pPr>
-          </w:p>
-        </w:tc>
-      </w:tr>
-      <w:tr>
-        <w:trPr>
-          <w:trHeight w:val="356"/>
-        </w:trPr>
-        <w:tc>
-          <w:tcPr>
-            <w:tcW w:w="1276" w:type="dxa"/>
-          </w:tcPr>
-          <w:p>
-            <w:pPr>
-              <w:tabs>
-                <w:tab w:val="left" w:pos="0"/>
-                <w:tab w:val="left" w:pos="284"/>
-              </w:tabs>
-              <w:spacing w:line="276" w:lineRule="auto"/>
-              <w:jc w:val="both"/>
-              <w:rPr>
-                <w:rFonts w:ascii="Arial Nova Cond" w:hAnsi="Arial Nova Cond" w:cs="Arial"/>
-                <w:b/>
-                <w:color w:val="FF0000"/>
-                <w:sz w:val="22"/>
-                <w:szCs w:val="22"/>
-              </w:rPr>
-            </w:pPr>
-            <w:r>
-              <w:rPr>
-                <w:rFonts w:ascii="Arial Nova Cond" w:hAnsi="Arial Nova Cond" w:cs="Arial"/>
-                <w:b/>
-                <w:color w:val="FF0000"/>
-                <w:sz w:val="22"/>
-                <w:szCs w:val="22"/>
-              </w:rPr>
-              <w:t>3ª parcela:</w:t>
-            </w:r>
-          </w:p>
-        </w:tc>
-        <w:tc>
-          <w:tcPr>
-            <w:tcW w:w="1417" w:type="dxa"/>
-          </w:tcPr>
-          <w:p>
-            <w:pPr>
-              <w:tabs>
-                <w:tab w:val="left" w:pos="0"/>
-                <w:tab w:val="left" w:pos="284"/>
-              </w:tabs>
-              <w:spacing w:line="276" w:lineRule="auto"/>
-              <w:jc w:val="both"/>
-              <w:rPr>
-                <w:rFonts w:ascii="Arial Nova Cond" w:hAnsi="Arial Nova Cond" w:cs="Arial"/>
-                <w:b/>
-                <w:color w:val="FF0000"/>
-                <w:sz w:val="22"/>
-                <w:szCs w:val="22"/>
-              </w:rPr>
-            </w:pPr>
-            <w:r>
-              <w:rPr>
-                <w:rFonts w:ascii="Arial Nova Cond" w:hAnsi="Arial Nova Cond" w:cs="Arial"/>
-                <w:b/>
-                <w:color w:val="FF0000"/>
-                <w:sz w:val="22"/>
-                <w:szCs w:val="22"/>
-              </w:rPr>
-              <w:t>R$ 1.000,00</w:t>
-            </w:r>
-          </w:p>
-        </w:tc>
-        <w:tc>
-          <w:tcPr>
-            <w:tcW w:w="1220" w:type="dxa"/>
-          </w:tcPr>
-          <w:p>
-            <w:pPr>
-              <w:tabs>
-                <w:tab w:val="left" w:pos="0"/>
-                <w:tab w:val="left" w:pos="284"/>
-              </w:tabs>
-              <w:spacing w:line="276" w:lineRule="auto"/>
-              <w:jc w:val="both"/>
-              <w:rPr>
-                <w:rFonts w:ascii="Arial Nova Cond" w:hAnsi="Arial Nova Cond" w:cs="Arial"/>
-                <w:b/>
-                <w:color w:val="FF0000"/>
-                <w:sz w:val="22"/>
-                <w:szCs w:val="22"/>
-              </w:rPr>
-            </w:pPr>
-            <w:r>
-              <w:rPr>
-                <w:rFonts w:ascii="Arial Nova Cond" w:hAnsi="Arial Nova Cond" w:cs="Arial"/>
-                <w:b/>
-                <w:color w:val="FF0000"/>
-                <w:sz w:val="22"/>
-                <w:szCs w:val="22"/>
-              </w:rPr>
-              <w:t>07/07/2026</w:t>
-            </w:r>
-          </w:p>
-        </w:tc>
-        <w:tc>
-          <w:tcPr>
-            <w:tcW w:w="426" w:type="dxa"/>
-          </w:tcPr>
-          <w:p>
-            <w:pPr>
-              <w:tabs>
-                <w:tab w:val="left" w:pos="0"/>
-                <w:tab w:val="left" w:pos="284"/>
-              </w:tabs>
-              <w:spacing w:line="276" w:lineRule="auto"/>
-              <w:jc w:val="both"/>
-              <w:rPr>
-                <w:rFonts w:ascii="Arial Nova Cond" w:hAnsi="Arial Nova Cond" w:cs="Arial"/>
-                <w:b/>
-                <w:color w:val="FF0000"/>
-                <w:sz w:val="22"/>
-                <w:szCs w:val="22"/>
-              </w:rPr>
-            </w:pPr>
-          </w:p>
-        </w:tc>
-        <w:tc>
-          <w:tcPr>
-            <w:tcW w:w="1417" w:type="dxa"/>
-          </w:tcPr>
-          <w:p>
-            <w:pPr>
-              <w:tabs>
-                <w:tab w:val="left" w:pos="0"/>
-                <w:tab w:val="left" w:pos="284"/>
-              </w:tabs>
-              <w:spacing w:line="276" w:lineRule="auto"/>
-              <w:jc w:val="both"/>
-              <w:rPr>
-                <w:rFonts w:ascii="Arial Nova Cond" w:hAnsi="Arial Nova Cond" w:cs="Arial"/>
-                <w:b/>
-                <w:color w:val="FF0000"/>
-                <w:sz w:val="22"/>
-                <w:szCs w:val="22"/>
-              </w:rPr>
-            </w:pPr>
-          </w:p>
-        </w:tc>
-        <w:tc>
-          <w:tcPr>
-            <w:tcW w:w="1418" w:type="dxa"/>
-          </w:tcPr>
-          <w:p>
-            <w:pPr>
-              <w:tabs>
-                <w:tab w:val="left" w:pos="0"/>
-                <w:tab w:val="left" w:pos="284"/>
-              </w:tabs>
-              <w:spacing w:line="276" w:lineRule="auto"/>
-              <w:jc w:val="both"/>
-              <w:rPr>
-                <w:rFonts w:ascii="Arial Nova Cond" w:hAnsi="Arial Nova Cond" w:cs="Arial"/>
-                <w:b/>
-                <w:color w:val="FF0000"/>
-                <w:sz w:val="22"/>
-                <w:szCs w:val="22"/>
-              </w:rPr>
-            </w:pPr>
-          </w:p>
-        </w:tc>
-        <w:tc>
-          <w:tcPr>
-            <w:tcW w:w="1290" w:type="dxa"/>
-          </w:tcPr>
-          <w:p>
-            <w:pPr>
-              <w:tabs>
-                <w:tab w:val="left" w:pos="0"/>
-                <w:tab w:val="left" w:pos="284"/>
-              </w:tabs>
-              <w:spacing w:line="276" w:lineRule="auto"/>
-              <w:jc w:val="both"/>
-              <w:rPr>
-                <w:rFonts w:ascii="Arial Nova Cond" w:hAnsi="Arial Nova Cond" w:cs="Arial"/>
-                <w:b/>
-                <w:color w:val="FF0000"/>
-                <w:sz w:val="22"/>
-                <w:szCs w:val="22"/>
-              </w:rPr>
-            </w:pPr>
-          </w:p>
-        </w:tc>
-      </w:tr>
-      <w:tr>
-        <w:trPr>
-          <w:trHeight w:val="356"/>
-        </w:trPr>
-        <w:tc>
-          <w:tcPr>
-            <w:tcW w:w="1276" w:type="dxa"/>
-          </w:tcPr>
-          <w:p>
-            <w:pPr>
-              <w:tabs>
-                <w:tab w:val="left" w:pos="0"/>
-                <w:tab w:val="left" w:pos="284"/>
-              </w:tabs>
-              <w:spacing w:line="276" w:lineRule="auto"/>
-              <w:jc w:val="both"/>
-              <w:rPr>
-                <w:rFonts w:ascii="Arial Nova Cond" w:hAnsi="Arial Nova Cond" w:cs="Arial"/>
-                <w:b/>
-                <w:color w:val="FF0000"/>
-                <w:sz w:val="22"/>
-                <w:szCs w:val="22"/>
-              </w:rPr>
-            </w:pPr>
-            <w:r>
-              <w:rPr>
-                <w:rFonts w:ascii="Arial Nova Cond" w:hAnsi="Arial Nova Cond" w:cs="Arial"/>
-                <w:b/>
-                <w:color w:val="FF0000"/>
-                <w:sz w:val="22"/>
-                <w:szCs w:val="22"/>
-              </w:rPr>
-              <w:t>4ª parcela:</w:t>
-            </w:r>
-          </w:p>
-        </w:tc>
-        <w:tc>
-          <w:tcPr>
-            <w:tcW w:w="1417" w:type="dxa"/>
-          </w:tcPr>
-          <w:p>
-            <w:pPr>
-              <w:tabs>
-                <w:tab w:val="left" w:pos="0"/>
-                <w:tab w:val="left" w:pos="284"/>
-              </w:tabs>
-              <w:spacing w:line="276" w:lineRule="auto"/>
-              <w:jc w:val="both"/>
-              <w:rPr>
-                <w:rFonts w:ascii="Arial Nova Cond" w:hAnsi="Arial Nova Cond" w:cs="Arial"/>
-                <w:b/>
-                <w:color w:val="FF0000"/>
-                <w:sz w:val="22"/>
-                <w:szCs w:val="22"/>
-              </w:rPr>
-            </w:pPr>
-            <w:r>
-              <w:rPr>
-                <w:rFonts w:ascii="Arial Nova Cond" w:hAnsi="Arial Nova Cond" w:cs="Arial"/>
-                <w:b/>
-                <w:color w:val="FF0000"/>
-                <w:sz w:val="22"/>
-                <w:szCs w:val="22"/>
-              </w:rPr>
-              <w:t>R$ 1.000,00</w:t>
-            </w:r>
-          </w:p>
-        </w:tc>
-        <w:tc>
-          <w:tcPr>
-            <w:tcW w:w="1220" w:type="dxa"/>
-          </w:tcPr>
-          <w:p>
-            <w:pPr>
-              <w:tabs>
-                <w:tab w:val="left" w:pos="0"/>
-                <w:tab w:val="left" w:pos="284"/>
-              </w:tabs>
-              <w:spacing w:line="276" w:lineRule="auto"/>
-              <w:jc w:val="both"/>
-              <w:rPr>
-                <w:rFonts w:ascii="Arial Nova Cond" w:hAnsi="Arial Nova Cond" w:cs="Arial"/>
-                <w:b/>
-                <w:color w:val="FF0000"/>
-                <w:sz w:val="22"/>
-                <w:szCs w:val="22"/>
-              </w:rPr>
-            </w:pPr>
-            <w:r>
-              <w:rPr>
-                <w:rFonts w:ascii="Arial Nova Cond" w:hAnsi="Arial Nova Cond" w:cs="Arial"/>
-                <w:b/>
-                <w:color w:val="FF0000"/>
-                <w:sz w:val="22"/>
-                <w:szCs w:val="22"/>
-              </w:rPr>
-              <w:t>07/08/2026</w:t>
-            </w:r>
-          </w:p>
-        </w:tc>
-        <w:tc>
-          <w:tcPr>
-            <w:tcW w:w="426" w:type="dxa"/>
-          </w:tcPr>
-          <w:p>
-            <w:pPr>
-              <w:tabs>
-                <w:tab w:val="left" w:pos="0"/>
-                <w:tab w:val="left" w:pos="284"/>
-              </w:tabs>
-              <w:spacing w:line="276" w:lineRule="auto"/>
-              <w:jc w:val="both"/>
-              <w:rPr>
-                <w:rFonts w:ascii="Arial Nova Cond" w:hAnsi="Arial Nova Cond" w:cs="Arial"/>
-                <w:b/>
-                <w:color w:val="FF0000"/>
-                <w:sz w:val="22"/>
-                <w:szCs w:val="22"/>
-              </w:rPr>
-            </w:pPr>
-          </w:p>
-        </w:tc>
-        <w:tc>
-          <w:tcPr>
-            <w:tcW w:w="1417" w:type="dxa"/>
-          </w:tcPr>
-          <w:p>
-            <w:pPr>
-              <w:tabs>
-                <w:tab w:val="left" w:pos="0"/>
-                <w:tab w:val="left" w:pos="284"/>
-              </w:tabs>
-              <w:spacing w:line="276" w:lineRule="auto"/>
-              <w:jc w:val="both"/>
-              <w:rPr>
-                <w:rFonts w:ascii="Arial Nova Cond" w:hAnsi="Arial Nova Cond" w:cs="Arial"/>
-                <w:b/>
-                <w:color w:val="FF0000"/>
-                <w:sz w:val="22"/>
-                <w:szCs w:val="22"/>
-              </w:rPr>
-            </w:pPr>
-            <w:r>
-              <w:rPr>
-                <w:rFonts w:ascii="Arial Nova Cond" w:hAnsi="Arial Nova Cond" w:cs="Arial"/>
-                <w:b/>
-                <w:color w:val="FF0000"/>
-                <w:sz w:val="22"/>
-                <w:szCs w:val="22"/>
-              </w:rPr>
-              <w:t xml:space="preserve">Total: </w:t>
-            </w:r>
-          </w:p>
-        </w:tc>
-        <w:tc>
-          <w:tcPr>
-            <w:tcW w:w="1418" w:type="dxa"/>
-          </w:tcPr>
-          <w:p>
-            <w:pPr>
-              <w:tabs>
-                <w:tab w:val="left" w:pos="0"/>
-                <w:tab w:val="left" w:pos="284"/>
-              </w:tabs>
-              <w:spacing w:line="276" w:lineRule="auto"/>
-              <w:jc w:val="both"/>
-              <w:rPr>
-                <w:rFonts w:ascii="Arial Nova Cond" w:hAnsi="Arial Nova Cond" w:cs="Arial"/>
-                <w:b/>
-                <w:color w:val="FF0000"/>
-                <w:sz w:val="22"/>
-                <w:szCs w:val="22"/>
-              </w:rPr>
-            </w:pPr>
-            <w:r>
-              <w:rPr>
-                <w:rFonts w:ascii="Arial Nova Cond" w:hAnsi="Arial Nova Cond" w:cs="Arial"/>
-                <w:b/>
-                <w:color w:val="FF0000"/>
-                <w:sz w:val="22"/>
-                <w:szCs w:val="22"/>
-              </w:rPr>
-              <w:t>R$ 10.000,00</w:t>
-            </w:r>
-          </w:p>
-        </w:tc>
-        <w:tc>
-          <w:tcPr>
-            <w:tcW w:w="1290" w:type="dxa"/>
-          </w:tcPr>
-          <w:p>
-            <w:pPr>
-              <w:tabs>
-                <w:tab w:val="left" w:pos="0"/>
-                <w:tab w:val="left" w:pos="284"/>
-              </w:tabs>
-              <w:spacing w:line="276" w:lineRule="auto"/>
-              <w:jc w:val="both"/>
-              <w:rPr>
-                <w:rFonts w:ascii="Arial Nova Cond" w:hAnsi="Arial Nova Cond" w:cs="Arial"/>
-                <w:b/>
-                <w:color w:val="FF0000"/>
-                <w:sz w:val="22"/>
-                <w:szCs w:val="22"/>
-              </w:rPr>
-            </w:pPr>
-          </w:p>
-        </w:tc>
-      </w:tr>
-    </w:tbl>
-    <w:p>
-      <w:pPr>
-        <w:tabs>
-          <w:tab w:val="left" w:pos="0"/>
-          <w:tab w:val="left" w:pos="284"/>
-        </w:tabs>
-        <w:spacing w:line="276" w:lineRule="auto"/>
-        <w:jc w:val="both"/>
-        <w:rPr>
-          <w:rFonts w:ascii="Arial Nova Cond" w:hAnsi="Arial Nova Cond" w:cs="Arial"/>
-          <w:b/>
-          <w:sz w:val="22"/>
-          <w:szCs w:val="22"/>
-        </w:rPr>
-      </w:pPr>
-    </w:p>
-    <w:p>
-      <w:pPr>
-        <w:pStyle w:val="PargrafodaLista"/>
-        <w:tabs>
-          <w:tab w:val="left" w:pos="0"/>
-          <w:tab w:val="left" w:pos="284"/>
-        </w:tabs>
-        <w:spacing w:line="276" w:lineRule="auto"/>
-        <w:ind w:left="945"/>
-        <w:jc w:val="both"/>
-        <w:rPr>
-          <w:rFonts w:ascii="Arial Nova Cond" w:hAnsi="Arial Nova Cond" w:cs="Arial"/>
-          <w:b/>
-          <w:sz w:val="22"/>
-          <w:szCs w:val="22"/>
-        </w:rPr>
-      </w:pPr>
-    </w:p>
-    <w:p>
-      <w:pPr>
-        <w:pStyle w:val="PargrafodaLista"/>
-        <w:tabs>
-          <w:tab w:val="left" w:pos="0"/>
-          <w:tab w:val="left" w:pos="284"/>
-        </w:tabs>
-        <w:spacing w:line="276" w:lineRule="auto"/>
-        <w:ind w:left="945"/>
-        <w:jc w:val="both"/>
-        <w:rPr>
-          <w:rFonts w:ascii="Arial Nova Cond" w:hAnsi="Arial Nova Cond" w:cs="Arial"/>
-          <w:b/>
-          <w:sz w:val="22"/>
-          <w:szCs w:val="22"/>
-        </w:rPr>
-      </w:pPr>
     </w:p>
     <w:p>
       <w:pPr>
@@ -3218,7 +2252,6 @@
           <w:sz w:val="22"/>
           <w:szCs w:val="22"/>
         </w:rPr>
-        <w:lastRenderedPageBreak/>
         <w:t xml:space="preserve">O percentual de </w:t>
       </w:r>
       <w:r>
@@ -4980,7 +4013,6 @@
           <w:sz w:val="22"/>
           <w:szCs w:val="22"/>
         </w:rPr>
-        <w:lastRenderedPageBreak/>
         <w:t>DA</w:t>
       </w:r>
       <w:r>
@@ -5868,6 +4900,7 @@
           <w:szCs w:val="22"/>
           <w:u w:val="single"/>
         </w:rPr>
+        <w:lastRenderedPageBreak/>
         <w:t>serviços</w:t>
       </w:r>
       <w:r>
@@ -7089,7 +6122,6 @@
           <w:szCs w:val="22"/>
           <w:bdr w:val="none" w:sz="0" w:space="0" w:color="auto" w:frame="1"/>
         </w:rPr>
-        <w:lastRenderedPageBreak/>
         <w:t>Cláusula</w:t>
       </w:r>
       <w:r>
@@ -7640,6 +6672,7 @@
           <w:szCs w:val="22"/>
           <w:bdr w:val="none" w:sz="0" w:space="0" w:color="auto" w:frame="1"/>
         </w:rPr>
+        <w:lastRenderedPageBreak/>
         <w:t>Cláusula</w:t>
       </w:r>
       <w:r>
@@ -8106,13 +7139,15 @@
         <w:jc w:val="center"/>
         <w:rPr>
           <w:rFonts w:ascii="Arial Nova Cond" w:hAnsi="Arial Nova Cond" w:cs="Arial"/>
-          <w:sz w:val="22"/>
-          <w:szCs w:val="22"/>
-        </w:rPr>
-      </w:pPr>
-      <w:r>
-        <w:rPr>
-          <w:rFonts w:ascii="Arial Nova Cond" w:hAnsi="Arial Nova Cond" w:cs="Arial"/>
+          <w:color w:val="FF0000"/>
+          <w:sz w:val="22"/>
+          <w:szCs w:val="22"/>
+        </w:rPr>
+      </w:pPr>
+      <w:r>
+        <w:rPr>
+          <w:rFonts w:ascii="Arial Nova Cond" w:hAnsi="Arial Nova Cond" w:cs="Arial"/>
+          <w:color w:val="FF0000"/>
           <w:sz w:val="22"/>
           <w:szCs w:val="22"/>
         </w:rPr>
@@ -8121,14 +7156,34 @@
       <w:r>
         <w:rPr>
           <w:rFonts w:ascii="Arial Nova Cond" w:hAnsi="Arial Nova Cond" w:cs="Arial"/>
-          <w:sz w:val="22"/>
-          <w:szCs w:val="22"/>
-        </w:rPr>
-        <w:t>,</w:t>
-      </w:r>
-      <w:r>
-        <w:rPr>
-          <w:rFonts w:ascii="Arial Nova Cond" w:hAnsi="Arial Nova Cond" w:cs="Arial"/>
+          <w:color w:val="FF0000"/>
+          <w:sz w:val="22"/>
+          <w:szCs w:val="22"/>
+        </w:rPr>
+        <w:t xml:space="preserve">, </w:t>
+      </w:r>
+      <w:r>
+        <w:rPr>
+          <w:rFonts w:ascii="Arial Nova Cond" w:hAnsi="Arial Nova Cond" w:cs="Arial"/>
+          <w:color w:val="FF0000"/>
+          <w:sz w:val="22"/>
+          <w:szCs w:val="22"/>
+        </w:rPr>
+        <w:t>0</w:t>
+      </w:r>
+      <w:r>
+        <w:rPr>
+          <w:rFonts w:ascii="Arial Nova Cond" w:hAnsi="Arial Nova Cond" w:cs="Arial"/>
+          <w:color w:val="FF0000"/>
+          <w:sz w:val="22"/>
+          <w:szCs w:val="22"/>
+        </w:rPr>
+        <w:t>7</w:t>
+      </w:r>
+      <w:r>
+        <w:rPr>
+          <w:rFonts w:ascii="Arial Nova Cond" w:hAnsi="Arial Nova Cond" w:cs="Arial"/>
+          <w:color w:val="FF0000"/>
           <w:sz w:val="22"/>
           <w:szCs w:val="22"/>
         </w:rPr>
@@ -8141,7 +7196,7 @@
           <w:sz w:val="22"/>
           <w:szCs w:val="22"/>
         </w:rPr>
-        <w:t>0</w:t>
+        <w:t xml:space="preserve">de </w:t>
       </w:r>
       <w:r>
         <w:rPr>
@@ -8150,23 +7205,7 @@
           <w:sz w:val="22"/>
           <w:szCs w:val="22"/>
         </w:rPr>
-        <w:t>7</w:t>
-      </w:r>
-      <w:r>
-        <w:rPr>
-          <w:rFonts w:ascii="Arial Nova Cond" w:hAnsi="Arial Nova Cond" w:cs="Arial"/>
-          <w:sz w:val="22"/>
-          <w:szCs w:val="22"/>
-        </w:rPr>
-        <w:t xml:space="preserve"> </w:t>
-      </w:r>
-      <w:r>
-        <w:rPr>
-          <w:rFonts w:ascii="Arial Nova Cond" w:hAnsi="Arial Nova Cond" w:cs="Arial"/>
-          <w:sz w:val="22"/>
-          <w:szCs w:val="22"/>
-        </w:rPr>
-        <w:t>de</w:t>
+        <w:t xml:space="preserve">abril </w:t>
       </w:r>
       <w:r>
         <w:rPr>
@@ -8175,7 +7214,7 @@
           <w:sz w:val="22"/>
           <w:szCs w:val="22"/>
         </w:rPr>
-        <w:t xml:space="preserve"> </w:t>
+        <w:t xml:space="preserve">de </w:t>
       </w:r>
       <w:r>
         <w:rPr>
@@ -8184,27 +7223,12 @@
           <w:sz w:val="22"/>
           <w:szCs w:val="22"/>
         </w:rPr>
-        <w:t xml:space="preserve">abril </w:t>
-      </w:r>
-      <w:r>
-        <w:rPr>
-          <w:rFonts w:ascii="Arial Nova Cond" w:hAnsi="Arial Nova Cond" w:cs="Arial"/>
-          <w:sz w:val="22"/>
-          <w:szCs w:val="22"/>
-        </w:rPr>
-        <w:t xml:space="preserve">de </w:t>
-      </w:r>
-      <w:r>
-        <w:rPr>
-          <w:rFonts w:ascii="Arial Nova Cond" w:hAnsi="Arial Nova Cond" w:cs="Arial"/>
-          <w:sz w:val="22"/>
-          <w:szCs w:val="22"/>
-        </w:rPr>
         <w:t>202</w:t>
       </w:r>
       <w:r>
         <w:rPr>
           <w:rFonts w:ascii="Arial Nova Cond" w:hAnsi="Arial Nova Cond" w:cs="Arial"/>
+          <w:color w:val="FF0000"/>
           <w:sz w:val="22"/>
           <w:szCs w:val="22"/>
         </w:rPr>
@@ -8213,6 +7237,7 @@
       <w:r>
         <w:rPr>
           <w:rFonts w:ascii="Arial Nova Cond" w:hAnsi="Arial Nova Cond" w:cs="Arial"/>
+          <w:color w:val="FF0000"/>
           <w:sz w:val="22"/>
           <w:szCs w:val="22"/>
         </w:rPr>
@@ -8296,7 +7321,7 @@
           <w:sz w:val="22"/>
           <w:szCs w:val="22"/>
         </w:rPr>
-        <w:t>GABRIEL NINOMIYA CORREA</w:t>
+        <w:t>INSERIR NOME CLIENTE</w:t>
       </w:r>
     </w:p>
     <w:p>
